--- a/marketdata.docx
+++ b/marketdata.docx
@@ -9429,10 +9429,17 @@
             </w:pPr>
             <w:r>
               <w:rPr>
-                <w:rFonts w:ascii="Arial" w:eastAsia="Times New Roman" w:hAnsi="Arial" w:cs="Arial"/>
-                <w:color w:val="000000"/>
-              </w:rPr>
-              <w:t>21</w:t>
+                <w:rFonts w:ascii="Arial" w:hAnsi="Arial" w:cs="Arial" w:hint="eastAsia"/>
+                <w:color w:val="000000"/>
+              </w:rPr>
+              <w:t>5</w:t>
+            </w:r>
+            <w:r>
+              <w:rPr>
+                <w:rFonts w:ascii="Arial" w:eastAsia="Times New Roman" w:hAnsi="Arial" w:cs="Arial"/>
+                <w:color w:val="000000"/>
+              </w:rPr>
+              <w:t>1</w:t>
             </w:r>
           </w:p>
         </w:tc>
@@ -12935,27 +12942,7 @@
           <w:spacing w:val="-1"/>
           <w:shd w:val="clear" w:color="auto" w:fill="FFFFFF"/>
         </w:rPr>
-        <w:t xml:space="preserve">This market will resolve to "Yes" if </w:t>
-      </w:r>
-      <w:proofErr w:type="spellStart"/>
-      <w:r>
-        <w:rPr>
-          <w:rFonts w:ascii="Arial" w:hAnsi="Arial" w:cs="Arial"/>
-          <w:color w:val="000000" w:themeColor="text1"/>
-          <w:spacing w:val="-1"/>
-          <w:shd w:val="clear" w:color="auto" w:fill="FFFFFF"/>
-        </w:rPr>
-        <w:t>Anthropic's</w:t>
-      </w:r>
-      <w:proofErr w:type="spellEnd"/>
-      <w:r>
-        <w:rPr>
-          <w:rFonts w:ascii="Arial" w:hAnsi="Arial" w:cs="Arial"/>
-          <w:color w:val="000000" w:themeColor="text1"/>
-          <w:spacing w:val="-1"/>
-          <w:shd w:val="clear" w:color="auto" w:fill="FFFFFF"/>
-        </w:rPr>
-        <w:t xml:space="preserve"> market capitalization at the closing</w:t>
+        <w:t>This market will resolve to "Yes" if Anthropic's market capitalization at the closing</w:t>
       </w:r>
     </w:p>
     <w:p>
@@ -13115,27 +13102,7 @@
           <w:spacing w:val="-1"/>
           <w:shd w:val="clear" w:color="auto" w:fill="FFFFFF"/>
         </w:rPr>
-        <w:t xml:space="preserve">trading session on </w:t>
-      </w:r>
-      <w:proofErr w:type="spellStart"/>
-      <w:r>
-        <w:rPr>
-          <w:rFonts w:ascii="Arial" w:hAnsi="Arial" w:cs="Arial"/>
-          <w:color w:val="000000" w:themeColor="text1"/>
-          <w:spacing w:val="-1"/>
-          <w:shd w:val="clear" w:color="auto" w:fill="FFFFFF"/>
-        </w:rPr>
-        <w:t>Anthropic's</w:t>
-      </w:r>
-      <w:proofErr w:type="spellEnd"/>
-      <w:r>
-        <w:rPr>
-          <w:rFonts w:ascii="Arial" w:hAnsi="Arial" w:cs="Arial"/>
-          <w:color w:val="000000" w:themeColor="text1"/>
-          <w:spacing w:val="-1"/>
-          <w:shd w:val="clear" w:color="auto" w:fill="FFFFFF"/>
-        </w:rPr>
-        <w:t xml:space="preserve"> first day of trading (e.g., a circuit breaker or half-day),</w:t>
+        <w:t>trading session on Anthropic's first day of trading (e.g., a circuit breaker or half-day),</w:t>
       </w:r>
     </w:p>
     <w:p>
